--- a/deliveries/2026-09-04/AutoBridge_Daily_2026-09-04/02_Procurement_Guides/GUIDE_20260904_02_China_Export_Inspection_Declaration.docx
+++ b/deliveries/2026-09-04/AutoBridge_Daily_2026-09-04/02_Procurement_Guides/GUIDE_20260904_02_China_Export_Inspection_Declaration.docx
@@ -7,7 +7,7 @@
         <w:pStyle w:val="Title"/>
       </w:pPr>
       <w:r>
-        <w:t>China Export-Side Statutory Inspection and Customs Declaration for Vehicles</w:t>
+        <w:t>Does a Vehicle Need Statutory Inspection Before Export? A China-Side, HS-by-HS Decision Guide</w:t>
       </w:r>
     </w:p>
     <w:p>
@@ -29,7 +29,7 @@
         <w:t>SEO Title</w:t>
       </w:r>
       <w:r>
-        <w:t>: China Vehicle Export Inspection &amp; Customs Declaration Guide</w:t>
+        <w:t>: China Vehicle Export Statutory Inspection &amp; Declaration Guide (HS-by-HS)</w:t>
       </w:r>
     </w:p>
     <w:p>
@@ -43,7 +43,7 @@
         <w:t>Meta Description</w:t>
       </w:r>
       <w:r>
-        <w:t>: Whether an exported vehicle needs China statutory inspection, how export commodity inspection and declaration work, accompanying documents, signature liability, and why statutory inspection differs from buyer-arranged PSI.</w:t>
+        <w:t>: There is no blanket yes/no — determine the exact 10-digit HS code, check the current statutory-inspection catalogue and that code's customs supervision condition, and separate statutory inspection from buyer PSI and the BEV export licence.</w:t>
       </w:r>
     </w:p>
     <w:p>
@@ -71,7 +71,7 @@
         <w:t>H1</w:t>
       </w:r>
       <w:r>
-        <w:t>: Does a Vehicle Need Statutory Inspection Before Export? A China-Side Declaration Guide</w:t>
+        <w:t>: Statutory Inspection and Customs Declaration for an Exported Vehicle: Decide It by 10-Digit HS, Not by Generalisation</w:t>
       </w:r>
     </w:p>
     <w:p>
@@ -99,7 +99,7 @@
         <w:t>Secondary Search Terms</w:t>
       </w:r>
       <w:r>
-        <w:t>: China export commodity inspection, 法定检验 出口, customs declaration GACC order 277, pre-declaration inspection, PSI vs statutory inspection</w:t>
+        <w:t>: 法定检验 出口 目录, GACC order 277 declaration, export commodity inspection catalogue, BEV export licence 2026, PSI vs statutory inspection</w:t>
       </w:r>
     </w:p>
     <w:p>
@@ -127,7 +127,7 @@
         <w:t>Image Suggestions</w:t>
       </w:r>
       <w:r>
-        <w:t>: statutory inspection vs PSI two-path diagram; declaration document stack; customs seal</w:t>
+        <w:t>: HS→catalogue→supervision-condition decision flow; statutory vs PSI vs export-licence three-track diagram; customs seal</w:t>
       </w:r>
     </w:p>
     <w:p>
@@ -141,7 +141,7 @@
         <w:t>ALT Suggestions</w:t>
       </w:r>
       <w:r>
-        <w:t>: "China export statutory inspection versus third-party PSI"</w:t>
+        <w:t>: "China export statutory inspection decided by 10-digit HS and current catalogue"</w:t>
       </w:r>
     </w:p>
     <w:p>
@@ -149,48 +149,63 @@
         <w:pStyle w:val="Heading1"/>
       </w:pPr>
       <w:r>
-        <w:t>The Question Exporters Actually Ask</w:t>
+        <w:t>The Question Has No Single Yes/No Answer</w:t>
       </w:r>
     </w:p>
     <w:p>
       <w:r>
-        <w:t xml:space="preserve">"Do I have to get the car inspected by the Chinese authority before it ships, or is the buyer's inspection company enough?" These are </w:t>
+        <w:t xml:space="preserve">"Do Chinese vehicles need statutory inspection before export?" A blanket "all cars must" or "no cars need it" is the wrong answer. Whether a specific consignment is subject to </w:t>
       </w:r>
       <w:r>
         <w:rPr>
           <w:b/>
         </w:rPr>
-        <w:t>two different things</w:t>
+        <w:t>export statutory inspection</w:t>
       </w:r>
       <w:r>
-        <w:t xml:space="preserve">, and conflating them is a recurring cause of port delays. One is China's </w:t>
+        <w:t xml:space="preserve"> is determined by </w:t>
       </w:r>
       <w:r>
         <w:rPr>
           <w:b/>
         </w:rPr>
-        <w:t>statutory inspection regime</w:t>
+        <w:t>its exact ten-digit HS code</w:t>
       </w:r>
       <w:r>
-        <w:t xml:space="preserve"> for listed export commodities; the other is a </w:t>
+        <w:t xml:space="preserve">, read against the </w:t>
       </w:r>
       <w:r>
         <w:rPr>
           <w:b/>
         </w:rPr>
-        <w:t>commercial pre-shipment inspection (PSI)</w:t>
-      </w:r>
-      <w:r>
-        <w:t xml:space="preserve"> the buyer buys from a third party. This page covers the </w:t>
+        <w:t>current *Catalogue of Import and Export Commodities Subject to Statutory Inspection</w:t>
       </w:r>
       <w:r>
         <w:rPr>
-          <w:b/>
+          <w:i/>
         </w:rPr>
-        <w:t>China export side only</w:t>
+        <w:t xml:space="preserve"> and that code's </w:t>
       </w:r>
       <w:r>
-        <w:t>.</w:t>
+        <w:rPr>
+          <w:i/>
+        </w:rPr>
+        <w:t>customs supervision condition / inspection-and-quarantine category</w:t>
+      </w:r>
+      <w:r>
+        <w:rPr>
+          <w:i/>
+        </w:rPr>
+        <w:t xml:space="preserve">. This page sets out the China export-side framework and the decision method; it does not assert a catalogue outcome for a code it has not checked live. The result is therefore </w:t>
+      </w:r>
+      <w:r>
+        <w:rPr>
+          <w:i/>
+        </w:rPr>
+        <w:t>FACT_SOURCE_CONDITIONAL</w:t>
+      </w:r>
+      <w:r>
+        <w:t>*: the legal framework is verified, but each vehicle's catalogue status must be confirmed per code at declaration time.</w:t>
       </w:r>
     </w:p>
     <w:p>
@@ -198,7 +213,7 @@
         <w:pStyle w:val="Heading1"/>
       </w:pPr>
       <w:r>
-        <w:t>Statutory Inspection: the Legal Frame</w:t>
+        <w:t>The Legal Frame (verified)</w:t>
       </w:r>
     </w:p>
     <w:p>
@@ -212,22 +227,22 @@
         <w:t>Import and Export Commodity Inspection Law</w:t>
       </w:r>
       <w:r>
-        <w:t xml:space="preserve"> and its implementing regulations, export commodities placed on the </w:t>
+        <w:t xml:space="preserve"> and its implementing regulations, export commodities placed on the statutory-inspection catalogue </w:t>
       </w:r>
       <w:r>
         <w:rPr>
           <w:b/>
         </w:rPr>
-        <w:t>statutory-inspection catalogue must be submitted for inspection</w:t>
+        <w:t>must be submitted for inspection</w:t>
       </w:r>
       <w:r>
-        <w:t xml:space="preserve">, and goods that have not been inspected — or that fail — are </w:t>
+        <w:t xml:space="preserve">, and goods not inspected — or failing inspection — </w:t>
       </w:r>
       <w:r>
         <w:rPr>
           <w:b/>
         </w:rPr>
-        <w:t>not permitted for export</w:t>
+        <w:t>may not be exported</w:t>
       </w:r>
       <w:r>
         <w:t xml:space="preserve">. Inspection of export goods is, in principle, carried out at the </w:t>
@@ -239,47 +254,112 @@
         <w:t>place of production</w:t>
       </w:r>
       <w:r>
-        <w:t>, although the customs authority may designate another location.</w:t>
-      </w:r>
-    </w:p>
-    <w:p>
-      <w:pPr>
-        <w:pStyle w:val="ListBullet"/>
-      </w:pPr>
-      <w:r>
-        <w:t xml:space="preserve">Whether a </w:t>
+        <w:t xml:space="preserve">, unless customs designates another location. Statutory inspection covers goods listed in the catalogue </w:t>
       </w:r>
       <w:r>
         <w:rPr>
           <w:b/>
         </w:rPr>
-        <w:t>complete motor vehicle currently sits inside the statutory-inspection catalogue, and under which supervision condition</w:t>
+        <w:t>and</w:t>
       </w:r>
       <w:r>
-        <w:t xml:space="preserve">, is a </w:t>
+        <w:t xml:space="preserve"> goods that other laws/regulations require to be inspected. Commodities outside the catalogue fall under </w:t>
       </w:r>
       <w:r>
         <w:rPr>
           <w:b/>
         </w:rPr>
-        <w:t>time-sensitive question</w:t>
+        <w:t>random inspection (抽查检验)</w:t>
       </w:r>
       <w:r>
-        <w:t xml:space="preserve"> that must be answered against the </w:t>
+        <w:t xml:space="preserve">; the 2024 GACC Notice No.163 sets the out-of-catalogue random-inspection scope, which for </w:t>
       </w:r>
       <w:r>
         <w:rPr>
           <w:b/>
         </w:rPr>
-        <w:t>current GACC catalogue</w:t>
+        <w:t>exports lists only children's toys</w:t>
       </w:r>
       <w:r>
-        <w:t xml:space="preserve"> — this guide does not assert a catalogue entry it did not verify.</w:t>
+        <w:t>.</w:t>
       </w:r>
     </w:p>
     <w:p>
       <w:pPr>
-        <w:pStyle w:val="ListBullet"/>
+        <w:pStyle w:val="Heading1"/>
+      </w:pPr>
+      <w:r>
+        <w:t>The Decision Method (HS-first, then catalogue)</w:t>
+      </w:r>
+    </w:p>
+    <w:p>
+      <w:pPr>
+        <w:pStyle w:val="ListNumber"/>
+      </w:pPr>
+      <w:r>
+        <w:rPr>
+          <w:b/>
+        </w:rPr>
+        <w:t>Fix the exact ten-digit HS code</w:t>
+      </w:r>
+      <w:r>
+        <w:t xml:space="preserve"> for the vehicle (87.01/87.02/87.03/87.04/87.05 as applicable — see the classification guide).</w:t>
+      </w:r>
+    </w:p>
+    <w:p>
+      <w:pPr>
+        <w:pStyle w:val="ListNumber"/>
+      </w:pPr>
+      <w:r>
+        <w:t xml:space="preserve">Look that code up in the </w:t>
+      </w:r>
+      <w:r>
+        <w:rPr>
+          <w:b/>
+        </w:rPr>
+        <w:t>current</w:t>
+      </w:r>
+      <w:r>
+        <w:t xml:space="preserve"> statutory-inspection catalogue and read its </w:t>
+      </w:r>
+      <w:r>
+        <w:rPr>
+          <w:b/>
+        </w:rPr>
+        <w:t>export supervision condition</w:t>
+      </w:r>
+      <w:r>
+        <w:t xml:space="preserve"> (export statutory inspection corresponds to the export commodity-inspection category).</w:t>
+      </w:r>
+    </w:p>
+    <w:p>
+      <w:pPr>
+        <w:pStyle w:val="ListNumber"/>
+      </w:pPr>
+      <w:r>
+        <w:t xml:space="preserve">If listed/required → arrange inspection at the place of production (or designated location) </w:t>
+      </w:r>
+      <w:r>
+        <w:rPr>
+          <w:b/>
+        </w:rPr>
+        <w:t>before</w:t>
+      </w:r>
+      <w:r>
+        <w:t xml:space="preserve"> declaration.</w:t>
+      </w:r>
+    </w:p>
+    <w:p>
+      <w:pPr>
+        <w:pStyle w:val="ListNumber"/>
+      </w:pPr>
+      <w:r>
+        <w:t>If not listed and no other legal basis applies → it is handled under random inspection, not automatic statutory inspection.</w:t>
+      </w:r>
+    </w:p>
+    <w:p>
+      <w:pPr>
+        <w:pStyle w:val="ListNumber"/>
       </w:pPr>
       <w:r>
         <w:t xml:space="preserve">Process changes occur by GACC notice (e.g., the 2025 No.138 notice optimizing the </w:t>
@@ -291,7 +371,7 @@
         <w:t>pre-declaration inspection/quarantine application</w:t>
       </w:r>
       <w:r>
-        <w:t xml:space="preserve"> for export goods, which does not cover administrative-licensing matters). Cite the notice number and date when relying on one.</w:t>
+        <w:t>, which excludes administrative-licensing matters) — cite the notice number and date.</w:t>
       </w:r>
     </w:p>
     <w:p>
@@ -313,7 +393,7 @@
         <w:t>GACC Order No.277 (Provisions on the Declaration of Import and Export Goods)</w:t>
       </w:r>
       <w:r>
-        <w:t xml:space="preserve">, export goods requiring inspection/quarantine must carry the </w:t>
+        <w:t xml:space="preserve">, export goods requiring inspection/quarantine carry the </w:t>
       </w:r>
       <w:r>
         <w:rPr>
@@ -322,7 +402,7 @@
         <w:t>required accompanying documents</w:t>
       </w:r>
       <w:r>
-        <w:t xml:space="preserve"> as prescribed, and a declaration made in one's own name is </w:t>
+        <w:t xml:space="preserve">, and a declaration made in one's own name is </w:t>
       </w:r>
       <w:r>
         <w:rPr>
@@ -331,7 +411,7 @@
         <w:t>stamped/signed by the consignor or consignee</w:t>
       </w:r>
       <w:r>
-        <w:t>, who carries declaration responsibility. In practice the exporter (or its customs broker) assembles the commercial invoice, packing list, the vehicle's manufacturer certificate and conformity document, and any licence paperwork before declaration — see the export document-package guide for the vehicle-specific set.</w:t>
+        <w:t>, who bears declaration responsibility.</w:t>
       </w:r>
     </w:p>
     <w:p>
@@ -339,7 +419,7 @@
         <w:pStyle w:val="Heading1"/>
       </w:pPr>
       <w:r>
-        <w:t>Statutory Inspection vs Buyer PSI — Keep Them Separate</w:t>
+        <w:t>Three Parallel Regimes — Keep Them Apart</w:t>
       </w:r>
     </w:p>
     <w:tbl>
@@ -371,7 +451,7 @@
                 <w:b/>
                 <w:sz w:val="20"/>
               </w:rPr>
-              <w:t>Dimension</w:t>
+              <w:t>Regime</w:t>
             </w:r>
           </w:p>
         </w:tc>
@@ -392,7 +472,7 @@
                 <w:b/>
                 <w:sz w:val="20"/>
               </w:rPr>
-              <w:t>China statutory inspection</w:t>
+              <w:t>Trigger</w:t>
             </w:r>
           </w:p>
         </w:tc>
@@ -413,7 +493,7 @@
                 <w:b/>
                 <w:sz w:val="20"/>
               </w:rPr>
-              <w:t>Third-party PSI</w:t>
+              <w:t>Replaces the others?</w:t>
             </w:r>
           </w:p>
         </w:tc>
@@ -431,9 +511,10 @@
             </w:r>
             <w:r>
               <w:rPr>
+                <w:b/>
                 <w:sz w:val="20"/>
               </w:rPr>
-              <w:t>Who requires it</w:t>
+              <w:t>Statutory inspection</w:t>
             </w:r>
           </w:p>
         </w:tc>
@@ -451,7 +532,7 @@
               <w:rPr>
                 <w:sz w:val="20"/>
               </w:rPr>
-              <w:t>Chinese regulation for catalogue goods</w:t>
+              <w:t>Code is in the current catalogue / law requires it</w:t>
             </w:r>
           </w:p>
         </w:tc>
@@ -469,7 +550,7 @@
               <w:rPr>
                 <w:sz w:val="20"/>
               </w:rPr>
-              <w:t>The buyer / contract / L/C</w:t>
+              <w:t>—</w:t>
             </w:r>
           </w:p>
         </w:tc>
@@ -487,9 +568,10 @@
             </w:r>
             <w:r>
               <w:rPr>
+                <w:b/>
                 <w:sz w:val="20"/>
               </w:rPr>
-              <w:t>Who performs it</w:t>
+              <w:t>Buyer's third-party PSI</w:t>
             </w:r>
           </w:p>
         </w:tc>
@@ -507,7 +589,7 @@
               <w:rPr>
                 <w:sz w:val="20"/>
               </w:rPr>
-              <w:t>Customs (GACC) system</w:t>
+              <w:t>Contract / L/C / buyer request</w:t>
             </w:r>
           </w:p>
         </w:tc>
@@ -525,7 +607,7 @@
               <w:rPr>
                 <w:sz w:val="20"/>
               </w:rPr>
-              <w:t>Commercial inspection company</w:t>
+              <w:t>No — PSI never satisfies a statutory-inspection duty</w:t>
             </w:r>
           </w:p>
         </w:tc>
@@ -543,9 +625,10 @@
             </w:r>
             <w:r>
               <w:rPr>
+                <w:b/>
                 <w:sz w:val="20"/>
               </w:rPr>
-              <w:t>Trigger</w:t>
+              <w:t>BEV export licence</w:t>
             </w:r>
           </w:p>
         </w:tc>
@@ -563,7 +646,20 @@
               <w:rPr>
                 <w:sz w:val="20"/>
               </w:rPr>
-              <w:t>Listed commodity + export</w:t>
+              <w:t xml:space="preserve">Battery-electric passenger cars (reference code 8703801090) under </w:t>
+            </w:r>
+            <w:r>
+              <w:rPr>
+                <w:b/>
+                <w:sz w:val="20"/>
+              </w:rPr>
+              <w:t>export-licence administration from 2026-01-01</w:t>
+            </w:r>
+            <w:r>
+              <w:rPr>
+                <w:sz w:val="20"/>
+              </w:rPr>
+              <w:t xml:space="preserve"> (four-ministry announcement)</w:t>
             </w:r>
           </w:p>
         </w:tc>
@@ -581,77 +677,7 @@
               <w:rPr>
                 <w:sz w:val="20"/>
               </w:rPr>
-              <w:t>Commercial agreement</w:t>
-            </w:r>
-          </w:p>
-        </w:tc>
-      </w:tr>
-      <w:tr>
-        <w:tc>
-          <w:tcPr>
-            <w:tcW w:type="dxa" w:w="2880"/>
-          </w:tcPr>
-          <w:p>
-            <w:r>
-              <w:rPr>
-                <w:sz w:val="20"/>
-              </w:rPr>
-            </w:r>
-            <w:r>
-              <w:rPr>
-                <w:sz w:val="20"/>
-              </w:rPr>
-              <w:t>Substitute for the other?</w:t>
-            </w:r>
-          </w:p>
-        </w:tc>
-        <w:tc>
-          <w:tcPr>
-            <w:tcW w:type="dxa" w:w="2880"/>
-          </w:tcPr>
-          <w:p>
-            <w:r>
-              <w:rPr>
-                <w:sz w:val="20"/>
-              </w:rPr>
-            </w:r>
-            <w:r>
-              <w:rPr>
-                <w:b/>
-                <w:sz w:val="20"/>
-              </w:rPr>
-              <w:t>No</w:t>
-            </w:r>
-            <w:r>
-              <w:rPr>
-                <w:sz w:val="20"/>
-              </w:rPr>
-              <w:t xml:space="preserve"> — PSI does not satisfy a statutory-inspection obligation</w:t>
-            </w:r>
-          </w:p>
-        </w:tc>
-        <w:tc>
-          <w:tcPr>
-            <w:tcW w:type="dxa" w:w="2880"/>
-          </w:tcPr>
-          <w:p>
-            <w:r>
-              <w:rPr>
-                <w:sz w:val="20"/>
-              </w:rPr>
-            </w:r>
-            <w:r>
-              <w:rPr>
-                <w:b/>
-                <w:sz w:val="20"/>
-              </w:rPr>
-              <w:t>No</w:t>
-            </w:r>
-            <w:r>
-              <w:rPr>
-                <w:sz w:val="20"/>
-              </w:rPr>
-              <w:t xml:space="preserve"> — a clean PSI is not statutory clearance</w:t>
+              <w:t>No — the licence and statutory inspection are parallel systems and never substitute for each other</w:t>
             </w:r>
           </w:p>
         </w:tc>
@@ -659,64 +685,7 @@
     </w:tbl>
     <w:p>
       <w:r>
-        <w:t>A buyer-nominated PSI (SGS/BV-type quantity/quality check) never replaces a Chinese statutory-inspection obligation where one applies; conversely a statutory clearance does not fulfil a contractually required PSI.</w:t>
-      </w:r>
-    </w:p>
-    <w:p>
-      <w:pPr>
-        <w:pStyle w:val="Heading1"/>
-      </w:pPr>
-      <w:r>
-        <w:t>Recommended Order of Operations</w:t>
-      </w:r>
-    </w:p>
-    <w:p>
-      <w:pPr>
-        <w:pStyle w:val="ListNumber"/>
-      </w:pPr>
-      <w:r>
-        <w:t>Classify the vehicle (HS-first, per the classification guide) — supervision conditions attach to the code.</w:t>
-      </w:r>
-    </w:p>
-    <w:p>
-      <w:pPr>
-        <w:pStyle w:val="ListNumber"/>
-      </w:pPr>
-      <w:r>
-        <w:t xml:space="preserve">Check the </w:t>
-      </w:r>
-      <w:r>
-        <w:rPr>
-          <w:b/>
-        </w:rPr>
-        <w:t>current</w:t>
-      </w:r>
-      <w:r>
-        <w:t xml:space="preserve"> statutory-inspection catalogue for that code; record the result and the catalogue edition.</w:t>
-      </w:r>
-    </w:p>
-    <w:p>
-      <w:pPr>
-        <w:pStyle w:val="ListNumber"/>
-      </w:pPr>
-      <w:r>
-        <w:t>If listed, arrange inspection at the place of production (or the designated location) before declaration.</w:t>
-      </w:r>
-    </w:p>
-    <w:p>
-      <w:pPr>
-        <w:pStyle w:val="ListNumber"/>
-      </w:pPr>
-      <w:r>
-        <w:t>Assemble accompanying documents; confirm the declaring entity and its stamp/signature responsibility.</w:t>
-      </w:r>
-    </w:p>
-    <w:p>
-      <w:pPr>
-        <w:pStyle w:val="ListNumber"/>
-      </w:pPr>
-      <w:r>
-        <w:t>Run any buyer PSI on its own track; do not let either substitute for the other.</w:t>
+        <w:t>A buyer-nominated PSI is a commercial check, not Chinese statutory clearance; and the BEV export licence is a trade-administration instrument, not commodity inspection.</w:t>
       </w:r>
     </w:p>
     <w:p>
@@ -732,16 +701,34 @@
         <w:pStyle w:val="ListBullet"/>
       </w:pPr>
       <w:r>
-        <w:t xml:space="preserve">The precise current catalogue entry and supervision condition for complete vehicles is </w:t>
+        <w:t xml:space="preserve">Whether </w:t>
       </w:r>
       <w:r>
         <w:rPr>
           <w:b/>
         </w:rPr>
-        <w:t>time-sensitive</w:t>
+        <w:t>any specific vehicle / ten-digit code currently sits inside the catalogue</w:t>
       </w:r>
       <w:r>
-        <w:t xml:space="preserve"> — verify against the live GACC catalogue rather than this page.</w:t>
+        <w:t xml:space="preserve"> is </w:t>
+      </w:r>
+      <w:r>
+        <w:rPr>
+          <w:b/>
+        </w:rPr>
+        <w:t>time-sensitive and code-specific</w:t>
+      </w:r>
+      <w:r>
+        <w:t xml:space="preserve">: the batch did not obtain the line-by-line export supervision conditions for every 87.02–87.05 code, so this page gives the method, not a universal conclusion. Verify against the </w:t>
+      </w:r>
+      <w:r>
+        <w:rPr>
+          <w:b/>
+        </w:rPr>
+        <w:t>current customs catalogue and that code's supervision condition</w:t>
+      </w:r>
+      <w:r>
+        <w:t xml:space="preserve"> before declaring.</w:t>
       </w:r>
     </w:p>
     <w:p>
@@ -749,7 +736,7 @@
         <w:pStyle w:val="ListBullet"/>
       </w:pPr>
       <w:r>
-        <w:t>Third-party commercial PSI is never described here as Chinese statutory inspection.</w:t>
+        <w:t>Third-party PSI is never described as statutory inspection; the BEV licence is never described as inspection.</w:t>
       </w:r>
     </w:p>
     <w:p>
@@ -765,37 +752,37 @@
         <w:rPr>
           <w:b/>
         </w:rPr>
-        <w:t>Is third-party PSI enough to clear Chinese export inspection?</w:t>
+        <w:t>Do all exported cars need statutory inspection?</w:t>
       </w:r>
       <w:r>
-        <w:t xml:space="preserve"> No. If the commodity is on the statutory-inspection catalogue, the GACC process is still required regardless of a buyer's PSI. </w:t>
+        <w:t xml:space="preserve"> There is no blanket rule — fix the ten-digit HS code and check the current catalogue and its export supervision condition for that code. </w:t>
       </w:r>
       <w:r>
         <w:rPr>
           <w:b/>
         </w:rPr>
-        <w:t>Where does statutory inspection happen?</w:t>
+        <w:t>What if the code is not in the catalogue?</w:t>
       </w:r>
       <w:r>
-        <w:t xml:space="preserve"> In principle at the place of production, unless customs designates another location. </w:t>
+        <w:t xml:space="preserve"> It is handled under random inspection (the 2024 No.163 out-of-catalogue export scope lists only children's toys), not automatic statutory inspection, barring another legal requirement. </w:t>
       </w:r>
       <w:r>
         <w:rPr>
           <w:b/>
         </w:rPr>
-        <w:t>Who is responsible for the declaration?</w:t>
+        <w:t>Does the buyer's PSI replace statutory inspection?</w:t>
       </w:r>
       <w:r>
-        <w:t xml:space="preserve"> The consignor/consignee when declaring in its own name, with signature/stamp liability under GACC Order 277. </w:t>
+        <w:t xml:space="preserve"> No; they are separate obligations. </w:t>
       </w:r>
       <w:r>
         <w:rPr>
           <w:b/>
         </w:rPr>
-        <w:t>How do I know if a vehicle is in the catalogue today?</w:t>
+        <w:t>Is the BEV export licence the same as inspection?</w:t>
       </w:r>
       <w:r>
-        <w:t xml:space="preserve"> Check the current GACC statutory-inspection catalogue for the exact HS code; catalogue scope is updated by notice.</w:t>
+        <w:t xml:space="preserve"> No — from 2026-01-01 battery-electric passenger cars are under export-licence administration, a parallel regime to statutory inspection.</w:t>
       </w:r>
     </w:p>
     <w:p>
@@ -985,7 +972,391 @@
               <w:rPr>
                 <w:sz w:val="20"/>
               </w:rPr>
-              <w:t>GACC Order No.277, Provisions on Declaration of Import/Export Goods</w:t>
+              <w:t>Import/Export Commodity Inspection Law implementing regulations (official PDF)</w:t>
+            </w:r>
+          </w:p>
+        </w:tc>
+        <w:tc>
+          <w:tcPr>
+            <w:tcW w:type="dxa" w:w="1234"/>
+          </w:tcPr>
+          <w:p>
+            <w:r>
+              <w:rPr>
+                <w:sz w:val="20"/>
+              </w:rPr>
+            </w:r>
+            <w:r>
+              <w:rPr>
+                <w:sz w:val="20"/>
+              </w:rPr>
+              <w:t>GACC (Gongbei customs)</w:t>
+            </w:r>
+          </w:p>
+        </w:tc>
+        <w:tc>
+          <w:tcPr>
+            <w:tcW w:type="dxa" w:w="1234"/>
+          </w:tcPr>
+          <w:p>
+            <w:r>
+              <w:rPr>
+                <w:sz w:val="20"/>
+              </w:rPr>
+            </w:r>
+            <w:r>
+              <w:rPr>
+                <w:sz w:val="20"/>
+              </w:rPr>
+              <w:t>CN</w:t>
+            </w:r>
+          </w:p>
+        </w:tc>
+        <w:tc>
+          <w:tcPr>
+            <w:tcW w:type="dxa" w:w="1234"/>
+          </w:tcPr>
+          <w:p>
+            <w:r>
+              <w:rPr>
+                <w:sz w:val="20"/>
+              </w:rPr>
+            </w:r>
+            <w:r>
+              <w:rPr>
+                <w:sz w:val="20"/>
+              </w:rPr>
+              <w:t>http://ltj.customs.gov.cn/gongbei_customs/374280/fdzdgknr19/xzzfxxgspt/sqgk70/3156035/3156037/3156056/2021071513280329948.pdf</w:t>
+            </w:r>
+          </w:p>
+        </w:tc>
+        <w:tc>
+          <w:tcPr>
+            <w:tcW w:type="dxa" w:w="1234"/>
+          </w:tcPr>
+          <w:p>
+            <w:r>
+              <w:rPr>
+                <w:sz w:val="20"/>
+              </w:rPr>
+            </w:r>
+            <w:r>
+              <w:rPr>
+                <w:sz w:val="20"/>
+              </w:rPr>
+              <w:t>2026-09-04</w:t>
+            </w:r>
+          </w:p>
+        </w:tc>
+        <w:tc>
+          <w:tcPr>
+            <w:tcW w:type="dxa" w:w="1234"/>
+          </w:tcPr>
+          <w:p>
+            <w:r>
+              <w:rPr>
+                <w:sz w:val="20"/>
+              </w:rPr>
+            </w:r>
+            <w:r>
+              <w:rPr>
+                <w:sz w:val="20"/>
+              </w:rPr>
+              <w:t>VERIFIED (primary)</w:t>
+            </w:r>
+          </w:p>
+        </w:tc>
+        <w:tc>
+          <w:tcPr>
+            <w:tcW w:type="dxa" w:w="1234"/>
+          </w:tcPr>
+          <w:p>
+            <w:r>
+              <w:rPr>
+                <w:sz w:val="20"/>
+              </w:rPr>
+            </w:r>
+            <w:r>
+              <w:rPr>
+                <w:sz w:val="20"/>
+              </w:rPr>
+              <w:t>Legal frame, place-of-production rule</w:t>
+            </w:r>
+          </w:p>
+        </w:tc>
+      </w:tr>
+      <w:tr>
+        <w:tc>
+          <w:tcPr>
+            <w:tcW w:type="dxa" w:w="1234"/>
+          </w:tcPr>
+          <w:p>
+            <w:r>
+              <w:rPr>
+                <w:sz w:val="20"/>
+              </w:rPr>
+            </w:r>
+            <w:r>
+              <w:rPr>
+                <w:sz w:val="20"/>
+              </w:rPr>
+              <w:t>Internet+Customs service guide (statutory inspection = catalogue/legal-required goods)</w:t>
+            </w:r>
+          </w:p>
+        </w:tc>
+        <w:tc>
+          <w:tcPr>
+            <w:tcW w:type="dxa" w:w="1234"/>
+          </w:tcPr>
+          <w:p>
+            <w:r>
+              <w:rPr>
+                <w:sz w:val="20"/>
+              </w:rPr>
+            </w:r>
+            <w:r>
+              <w:rPr>
+                <w:sz w:val="20"/>
+              </w:rPr>
+              <w:t>GACC</w:t>
+            </w:r>
+          </w:p>
+        </w:tc>
+        <w:tc>
+          <w:tcPr>
+            <w:tcW w:type="dxa" w:w="1234"/>
+          </w:tcPr>
+          <w:p>
+            <w:r>
+              <w:rPr>
+                <w:sz w:val="20"/>
+              </w:rPr>
+            </w:r>
+            <w:r>
+              <w:rPr>
+                <w:sz w:val="20"/>
+              </w:rPr>
+              <w:t>CN</w:t>
+            </w:r>
+          </w:p>
+        </w:tc>
+        <w:tc>
+          <w:tcPr>
+            <w:tcW w:type="dxa" w:w="1234"/>
+          </w:tcPr>
+          <w:p>
+            <w:r>
+              <w:rPr>
+                <w:sz w:val="20"/>
+              </w:rPr>
+            </w:r>
+            <w:r>
+              <w:rPr>
+                <w:sz w:val="20"/>
+              </w:rPr>
+              <w:t>https://online.customs.gov.cn/static/pages/guides/000629010001/000629010001.html</w:t>
+            </w:r>
+          </w:p>
+        </w:tc>
+        <w:tc>
+          <w:tcPr>
+            <w:tcW w:type="dxa" w:w="1234"/>
+          </w:tcPr>
+          <w:p>
+            <w:r>
+              <w:rPr>
+                <w:sz w:val="20"/>
+              </w:rPr>
+            </w:r>
+            <w:r>
+              <w:rPr>
+                <w:sz w:val="20"/>
+              </w:rPr>
+              <w:t>2026-09-04</w:t>
+            </w:r>
+          </w:p>
+        </w:tc>
+        <w:tc>
+          <w:tcPr>
+            <w:tcW w:type="dxa" w:w="1234"/>
+          </w:tcPr>
+          <w:p>
+            <w:r>
+              <w:rPr>
+                <w:sz w:val="20"/>
+              </w:rPr>
+            </w:r>
+            <w:r>
+              <w:rPr>
+                <w:sz w:val="20"/>
+              </w:rPr>
+              <w:t>VERIFIED (primary)</w:t>
+            </w:r>
+          </w:p>
+        </w:tc>
+        <w:tc>
+          <w:tcPr>
+            <w:tcW w:type="dxa" w:w="1234"/>
+          </w:tcPr>
+          <w:p>
+            <w:r>
+              <w:rPr>
+                <w:sz w:val="20"/>
+              </w:rPr>
+            </w:r>
+            <w:r>
+              <w:rPr>
+                <w:sz w:val="20"/>
+              </w:rPr>
+              <w:t>Catalogue-decision rule</w:t>
+            </w:r>
+          </w:p>
+        </w:tc>
+      </w:tr>
+      <w:tr>
+        <w:tc>
+          <w:tcPr>
+            <w:tcW w:type="dxa" w:w="1234"/>
+          </w:tcPr>
+          <w:p>
+            <w:r>
+              <w:rPr>
+                <w:sz w:val="20"/>
+              </w:rPr>
+            </w:r>
+            <w:r>
+              <w:rPr>
+                <w:sz w:val="20"/>
+              </w:rPr>
+              <w:t>GACC Notice 2024 No.163 (out-of-catalogue random inspection; exports = children's toys)</w:t>
+            </w:r>
+          </w:p>
+        </w:tc>
+        <w:tc>
+          <w:tcPr>
+            <w:tcW w:type="dxa" w:w="1234"/>
+          </w:tcPr>
+          <w:p>
+            <w:r>
+              <w:rPr>
+                <w:sz w:val="20"/>
+              </w:rPr>
+            </w:r>
+            <w:r>
+              <w:rPr>
+                <w:sz w:val="20"/>
+              </w:rPr>
+              <w:t>GACC</w:t>
+            </w:r>
+          </w:p>
+        </w:tc>
+        <w:tc>
+          <w:tcPr>
+            <w:tcW w:type="dxa" w:w="1234"/>
+          </w:tcPr>
+          <w:p>
+            <w:r>
+              <w:rPr>
+                <w:sz w:val="20"/>
+              </w:rPr>
+            </w:r>
+            <w:r>
+              <w:rPr>
+                <w:sz w:val="20"/>
+              </w:rPr>
+              <w:t>CN</w:t>
+            </w:r>
+          </w:p>
+        </w:tc>
+        <w:tc>
+          <w:tcPr>
+            <w:tcW w:type="dxa" w:w="1234"/>
+          </w:tcPr>
+          <w:p>
+            <w:r>
+              <w:rPr>
+                <w:sz w:val="20"/>
+              </w:rPr>
+            </w:r>
+            <w:r>
+              <w:rPr>
+                <w:sz w:val="20"/>
+              </w:rPr>
+              <w:t>http://www.customs.gov.cn/customs/fileDir/resource/cms/article/2480148/6216518/2024112015221230619.pdf</w:t>
+            </w:r>
+          </w:p>
+        </w:tc>
+        <w:tc>
+          <w:tcPr>
+            <w:tcW w:type="dxa" w:w="1234"/>
+          </w:tcPr>
+          <w:p>
+            <w:r>
+              <w:rPr>
+                <w:sz w:val="20"/>
+              </w:rPr>
+            </w:r>
+            <w:r>
+              <w:rPr>
+                <w:sz w:val="20"/>
+              </w:rPr>
+              <w:t>2026-09-04</w:t>
+            </w:r>
+          </w:p>
+        </w:tc>
+        <w:tc>
+          <w:tcPr>
+            <w:tcW w:type="dxa" w:w="1234"/>
+          </w:tcPr>
+          <w:p>
+            <w:r>
+              <w:rPr>
+                <w:sz w:val="20"/>
+              </w:rPr>
+            </w:r>
+            <w:r>
+              <w:rPr>
+                <w:sz w:val="20"/>
+              </w:rPr>
+              <w:t>VERIFIED (primary)</w:t>
+            </w:r>
+          </w:p>
+        </w:tc>
+        <w:tc>
+          <w:tcPr>
+            <w:tcW w:type="dxa" w:w="1234"/>
+          </w:tcPr>
+          <w:p>
+            <w:r>
+              <w:rPr>
+                <w:sz w:val="20"/>
+              </w:rPr>
+            </w:r>
+            <w:r>
+              <w:rPr>
+                <w:sz w:val="20"/>
+              </w:rPr>
+              <w:t>Random-inspection scope</w:t>
+            </w:r>
+          </w:p>
+        </w:tc>
+      </w:tr>
+      <w:tr>
+        <w:tc>
+          <w:tcPr>
+            <w:tcW w:type="dxa" w:w="1234"/>
+          </w:tcPr>
+          <w:p>
+            <w:r>
+              <w:rPr>
+                <w:sz w:val="20"/>
+              </w:rPr>
+            </w:r>
+            <w:r>
+              <w:rPr>
+                <w:sz w:val="20"/>
+              </w:rPr>
+              <w:t>GACC Order No.277, Declaration Provisions</w:t>
             </w:r>
           </w:p>
         </w:tc>
@@ -1075,7 +1446,7 @@
               <w:rPr>
                 <w:sz w:val="20"/>
               </w:rPr>
-              <w:t>VERIFIED</w:t>
+              <w:t>VERIFIED (primary)</w:t>
             </w:r>
           </w:p>
         </w:tc>
@@ -1113,7 +1484,7 @@
               <w:rPr>
                 <w:sz w:val="20"/>
               </w:rPr>
-              <w:t>Import/Export Commodity Inspection Law implementing regs (2019), export section</w:t>
+              <w:t>Four-ministry announcement on BEV passenger-car export licensing (ref. 8703801090, from 2026-01-01)</w:t>
             </w:r>
           </w:p>
         </w:tc>
@@ -1131,7 +1502,7 @@
               <w:rPr>
                 <w:sz w:val="20"/>
               </w:rPr>
-              <w:t>Baike (full-text repost)</w:t>
+              <w:t>MOFCOM</w:t>
             </w:r>
           </w:p>
         </w:tc>
@@ -1167,7 +1538,7 @@
               <w:rPr>
                 <w:sz w:val="20"/>
               </w:rPr>
-              <w:t>https://m.baike.com/wiki/%E4%B8%AD%E5%8D%8E%E4%BA%BA%E6%B0%91%E5%85%B1%E5%92%8C%E5%9B%BD%E8%BF%9B%E5%87%BA%E5%8F%A3%E5%95%86%E5%93%81%E6%A3%80%E9%AA%8C%E6%B3%95%E5%AE%9E%E6%96%BD%E6%9D%A1%E4%BE%8B(2019%E4%BF%AE%E8%AE%A2)/23430149</w:t>
+              <w:t>http://www.mofcom.gov.cn/zfxxgk/gkml/art/2025/art_98e16dc3acdb47568e054d292bd9609a.html</w:t>
             </w:r>
           </w:p>
         </w:tc>
@@ -1203,7 +1574,7 @@
               <w:rPr>
                 <w:sz w:val="20"/>
               </w:rPr>
-              <w:t>SINGLE_SOURCE</w:t>
+              <w:t>TIME_SENSITIVE (primary)</w:t>
             </w:r>
           </w:p>
         </w:tc>
@@ -1221,7 +1592,7 @@
               <w:rPr>
                 <w:sz w:val="20"/>
               </w:rPr>
-              <w:t>Legal frame, place-of-production rule</w:t>
+              <w:t>Licence vs inspection distinction</w:t>
             </w:r>
           </w:p>
         </w:tc>
@@ -1241,7 +1612,7 @@
               <w:rPr>
                 <w:sz w:val="20"/>
               </w:rPr>
-              <w:t>GACC Notice 2025 No.138 (pre-declaration inspection application)</w:t>
+              <w:t>GACC Notice 2025 No.138 (pre-declaration application optimization)</w:t>
             </w:r>
           </w:p>
         </w:tc>
@@ -1349,7 +1720,7 @@
               <w:rPr>
                 <w:sz w:val="20"/>
               </w:rPr>
-              <w:t>Process optimization (time-sensitive)</w:t>
+              <w:t>Process optimization</w:t>
             </w:r>
           </w:p>
         </w:tc>
@@ -1360,7 +1731,7 @@
         <w:rPr>
           <w:i/>
         </w:rPr>
-        <w:t>Scope note: China export side only; current catalogue entry for complete vehicles must be checked live and is not asserted here.</w:t>
+        <w:t>Status note: FACT_SOURCE_CONDITIONAL — framework verified by primary sources; the catalogue result for any specific ten-digit code must be checked live and is not generalized.</w:t>
       </w:r>
     </w:p>
     <w:p>
@@ -1379,10 +1750,10 @@
         <w:rPr>
           <w:b/>
         </w:rPr>
-        <w:t>Author / reviewer</w:t>
+        <w:t>Author</w:t>
       </w:r>
       <w:r>
-        <w:t>: [AutoBridge Export Sourcing Team](/authors/) · method per our [Editorial Policy](/editorial-policy/)</w:t>
+        <w:t>: AutoBridge Export Editorial Team · [Sourcing Team](/authors/) · method per our [Editorial Policy](/editorial-policy/)</w:t>
       </w:r>
     </w:p>
     <w:p>
@@ -1396,7 +1767,16 @@
         <w:t>Last reviewed</w:t>
       </w:r>
       <w:r>
-        <w:t>: 2026-09-04</w:t>
+        <w:t xml:space="preserve">: 2026-09-04 · </w:t>
+      </w:r>
+      <w:r>
+        <w:rPr>
+          <w:b/>
+        </w:rPr>
+        <w:t>Fact sheet version</w:t>
+      </w:r>
+      <w:r>
+        <w:t>: v1.1-2026-09-04</w:t>
       </w:r>
     </w:p>
     <w:p>
@@ -1424,7 +1804,21 @@
         <w:t>Verification method</w:t>
       </w:r>
       <w:r>
-        <w:t>: Official declaration order anchored; statutory vs PSI separated; catalogue scope left to live verification</w:t>
+        <w:t>: Primary GACC/MOFCOM sources; no blanket catalogue conclusion; HS-first decision method</w:t>
+      </w:r>
+    </w:p>
+    <w:p>
+      <w:pPr>
+        <w:pStyle w:val="ListBullet"/>
+      </w:pPr>
+      <w:r>
+        <w:rPr>
+          <w:b/>
+        </w:rPr>
+        <w:t>Transparency</w:t>
+      </w:r>
+      <w:r>
+        <w:t>: AI_ASSISTED=true · HUMAN_REVIEWED=false · evidence.first_hand=false · PUBLISH_APPROVED=false</w:t>
       </w:r>
     </w:p>
     <w:p>
@@ -1438,7 +1832,7 @@
         <w:t>Quality gates</w:t>
       </w:r>
       <w:r>
-        <w:t>: EDITORIAL_QA_PASS=PASS · FACT_SOURCE_PASS=PASS · SEO_PASS=PASS · CODEX_REVIEW_PASS=PENDING · PUBLISH_APPROVED=FALSE until independent sign-off</w:t>
+        <w:t>: EDITORIAL_QA_PASS=PASS · FACT_SOURCE_PASS=CONDITIONAL · SEO_PASS=PASS · CODEX_REVIEW_PASS=PENDING · PUBLISH_APPROVED=FALSE until independent sign-off</w:t>
       </w:r>
     </w:p>
     <w:p>
@@ -1449,7 +1843,7 @@
         <w:t>Tags</w:t>
       </w:r>
       <w:r>
-        <w:t>: #StatutoryInspection #ChinaExport #CustomsDeclaration #GACC #ExportCompliance</w:t>
+        <w:t>: #StatutoryInspection #ChinaExport #CustomsDeclaration #HSByHS #ExportCompliance</w:t>
       </w:r>
     </w:p>
     <w:sectPr>

--- a/deliveries/2026-09-04/AutoBridge_Daily_2026-09-04/02_Procurement_Guides/GUIDE_20260904_02_China_Export_Inspection_Declaration.docx
+++ b/deliveries/2026-09-04/AutoBridge_Daily_2026-09-04/02_Procurement_Guides/GUIDE_20260904_02_China_Export_Inspection_Declaration.docx
@@ -4,7 +4,7 @@
   <w:body>
     <w:p>
       <w:pPr>
-        <w:pStyle w:val="Title"/>
+        <w:pStyle w:val="Heading1"/>
       </w:pPr>
       <w:r>
         <w:t>Does a Vehicle Need Statutory Inspection Before Export? A China-Side, HS-by-HS Decision Guide</w:t>
@@ -12,7 +12,7 @@
     </w:p>
     <w:p>
       <w:pPr>
-        <w:pStyle w:val="Heading1"/>
+        <w:pStyle w:val="Heading2"/>
       </w:pPr>
       <w:r>
         <w:t>SEO Metadata</w:t>
@@ -146,7 +146,7 @@
     </w:p>
     <w:p>
       <w:pPr>
-        <w:pStyle w:val="Heading1"/>
+        <w:pStyle w:val="Heading2"/>
       </w:pPr>
       <w:r>
         <w:t>The Question Has No Single Yes/No Answer</w:t>
@@ -181,36 +181,30 @@
         <w:t>current *Catalogue of Import and Export Commodities Subject to Statutory Inspection</w:t>
       </w:r>
       <w:r>
-        <w:rPr>
-          <w:i/>
-        </w:rPr>
-        <w:t xml:space="preserve"> and that code's </w:t>
+        <w:t xml:space="preserve">* and that code's </w:t>
       </w:r>
       <w:r>
         <w:rPr>
-          <w:i/>
+          <w:b/>
         </w:rPr>
         <w:t>customs supervision condition / inspection-and-quarantine category</w:t>
       </w:r>
       <w:r>
-        <w:rPr>
-          <w:i/>
-        </w:rPr>
         <w:t xml:space="preserve">. This page sets out the China export-side framework and the decision method; it does not assert a catalogue outcome for a code it has not checked live. The result is therefore </w:t>
       </w:r>
       <w:r>
         <w:rPr>
-          <w:i/>
+          <w:b/>
         </w:rPr>
         <w:t>FACT_SOURCE_CONDITIONAL</w:t>
       </w:r>
       <w:r>
-        <w:t>*: the legal framework is verified, but each vehicle's catalogue status must be confirmed per code at declaration time.</w:t>
+        <w:t>: the legal framework is verified, but each vehicle's catalogue status must be confirmed per code at declaration time.</w:t>
       </w:r>
     </w:p>
     <w:p>
       <w:pPr>
-        <w:pStyle w:val="Heading1"/>
+        <w:pStyle w:val="Heading2"/>
       </w:pPr>
       <w:r>
         <w:t>The Legal Frame (verified)</w:t>
@@ -218,16 +212,7 @@
     </w:p>
     <w:p>
       <w:r>
-        <w:t xml:space="preserve">Under the </w:t>
-      </w:r>
-      <w:r>
-        <w:rPr>
-          <w:i/>
-        </w:rPr>
-        <w:t>Import and Export Commodity Inspection Law</w:t>
-      </w:r>
-      <w:r>
-        <w:t xml:space="preserve"> and its implementing regulations, export commodities placed on the statutory-inspection catalogue </w:t>
+        <w:t xml:space="preserve">Under the *Import and Export Commodity Inspection Law* and its implementing regulations, export commodities placed on the statutory-inspection catalogue </w:t>
       </w:r>
       <w:r>
         <w:rPr>
@@ -286,7 +271,7 @@
     </w:p>
     <w:p>
       <w:pPr>
-        <w:pStyle w:val="Heading1"/>
+        <w:pStyle w:val="Heading2"/>
       </w:pPr>
       <w:r>
         <w:t>The Decision Method (HS-first, then catalogue)</w:t>
@@ -362,21 +347,12 @@
         <w:pStyle w:val="ListNumber"/>
       </w:pPr>
       <w:r>
-        <w:t xml:space="preserve">Process changes occur by GACC notice (e.g., the 2025 No.138 notice optimizing the </w:t>
-      </w:r>
-      <w:r>
-        <w:rPr>
-          <w:i/>
-        </w:rPr>
-        <w:t>pre-declaration inspection/quarantine application</w:t>
-      </w:r>
-      <w:r>
-        <w:t>, which excludes administrative-licensing matters) — cite the notice number and date.</w:t>
+        <w:t>Process changes occur by GACC notice (e.g., the 2025 No.138 notice optimizing the *pre-declaration inspection/quarantine application*, which excludes administrative-licensing matters) — cite the notice number and date.</w:t>
       </w:r>
     </w:p>
     <w:p>
       <w:pPr>
-        <w:pStyle w:val="Heading1"/>
+        <w:pStyle w:val="Heading2"/>
       </w:pPr>
       <w:r>
         <w:t>Declaration: Documents and Who Signs</w:t>
@@ -416,7 +392,7 @@
     </w:p>
     <w:p>
       <w:pPr>
-        <w:pStyle w:val="Heading1"/>
+        <w:pStyle w:val="Heading2"/>
       </w:pPr>
       <w:r>
         <w:t>Three Parallel Regimes — Keep Them Apart</w:t>
@@ -424,7 +400,7 @@
     </w:p>
     <w:tbl>
       <w:tblPr>
-        <w:tblStyle w:val="TableGrid"/>
+        <w:tblStyle w:val="LightGrid-Accent1"/>
         <w:tblW w:type="auto" w:w="0"/>
         <w:tblLook w:firstColumn="1" w:firstRow="1" w:lastColumn="0" w:lastRow="0" w:noHBand="0" w:noVBand="1" w:val="04A0"/>
       </w:tblPr>
@@ -437,20 +413,9 @@
         <w:tc>
           <w:tcPr>
             <w:tcW w:type="dxa" w:w="2880"/>
-            <w:shd w:val="clear" w:fill="EAF0F6"/>
           </w:tcPr>
           <w:p>
             <w:r>
-              <w:rPr>
-                <w:b/>
-                <w:sz w:val="20"/>
-              </w:rPr>
-            </w:r>
-            <w:r>
-              <w:rPr>
-                <w:b/>
-                <w:sz w:val="20"/>
-              </w:rPr>
               <w:t>Regime</w:t>
             </w:r>
           </w:p>
@@ -458,20 +423,9 @@
         <w:tc>
           <w:tcPr>
             <w:tcW w:type="dxa" w:w="2880"/>
-            <w:shd w:val="clear" w:fill="EAF0F6"/>
           </w:tcPr>
           <w:p>
             <w:r>
-              <w:rPr>
-                <w:b/>
-                <w:sz w:val="20"/>
-              </w:rPr>
-            </w:r>
-            <w:r>
-              <w:rPr>
-                <w:b/>
-                <w:sz w:val="20"/>
-              </w:rPr>
               <w:t>Trigger</w:t>
             </w:r>
           </w:p>
@@ -479,20 +433,9 @@
         <w:tc>
           <w:tcPr>
             <w:tcW w:type="dxa" w:w="2880"/>
-            <w:shd w:val="clear" w:fill="EAF0F6"/>
           </w:tcPr>
           <w:p>
             <w:r>
-              <w:rPr>
-                <w:b/>
-                <w:sz w:val="20"/>
-              </w:rPr>
-            </w:r>
-            <w:r>
-              <w:rPr>
-                <w:b/>
-                <w:sz w:val="20"/>
-              </w:rPr>
               <w:t>Replaces the others?</w:t>
             </w:r>
           </w:p>
@@ -506,13 +449,7 @@
           <w:p>
             <w:r>
               <w:rPr>
-                <w:sz w:val="20"/>
-              </w:rPr>
-            </w:r>
-            <w:r>
-              <w:rPr>
                 <w:b/>
-                <w:sz w:val="20"/>
               </w:rPr>
               <w:t>Statutory inspection</w:t>
             </w:r>
@@ -524,14 +461,6 @@
           </w:tcPr>
           <w:p>
             <w:r>
-              <w:rPr>
-                <w:sz w:val="20"/>
-              </w:rPr>
-            </w:r>
-            <w:r>
-              <w:rPr>
-                <w:sz w:val="20"/>
-              </w:rPr>
               <w:t>Code is in the current catalogue / law requires it</w:t>
             </w:r>
           </w:p>
@@ -542,14 +471,6 @@
           </w:tcPr>
           <w:p>
             <w:r>
-              <w:rPr>
-                <w:sz w:val="20"/>
-              </w:rPr>
-            </w:r>
-            <w:r>
-              <w:rPr>
-                <w:sz w:val="20"/>
-              </w:rPr>
               <w:t>—</w:t>
             </w:r>
           </w:p>
@@ -563,13 +484,7 @@
           <w:p>
             <w:r>
               <w:rPr>
-                <w:sz w:val="20"/>
-              </w:rPr>
-            </w:r>
-            <w:r>
-              <w:rPr>
                 <w:b/>
-                <w:sz w:val="20"/>
               </w:rPr>
               <w:t>Buyer's third-party PSI</w:t>
             </w:r>
@@ -581,14 +496,6 @@
           </w:tcPr>
           <w:p>
             <w:r>
-              <w:rPr>
-                <w:sz w:val="20"/>
-              </w:rPr>
-            </w:r>
-            <w:r>
-              <w:rPr>
-                <w:sz w:val="20"/>
-              </w:rPr>
               <w:t>Contract / L/C / buyer request</w:t>
             </w:r>
           </w:p>
@@ -599,14 +506,6 @@
           </w:tcPr>
           <w:p>
             <w:r>
-              <w:rPr>
-                <w:sz w:val="20"/>
-              </w:rPr>
-            </w:r>
-            <w:r>
-              <w:rPr>
-                <w:sz w:val="20"/>
-              </w:rPr>
               <w:t>No — PSI never satisfies a statutory-inspection duty</w:t>
             </w:r>
           </w:p>
@@ -620,13 +519,7 @@
           <w:p>
             <w:r>
               <w:rPr>
-                <w:sz w:val="20"/>
-              </w:rPr>
-            </w:r>
-            <w:r>
-              <w:rPr>
                 <w:b/>
-                <w:sz w:val="20"/>
               </w:rPr>
               <w:t>BEV export licence</w:t>
             </w:r>
@@ -638,27 +531,15 @@
           </w:tcPr>
           <w:p>
             <w:r>
-              <w:rPr>
-                <w:sz w:val="20"/>
-              </w:rPr>
-            </w:r>
-            <w:r>
-              <w:rPr>
-                <w:sz w:val="20"/>
-              </w:rPr>
               <w:t xml:space="preserve">Battery-electric passenger cars (reference code 8703801090) under </w:t>
             </w:r>
             <w:r>
               <w:rPr>
                 <w:b/>
-                <w:sz w:val="20"/>
               </w:rPr>
               <w:t>export-licence administration from 2026-01-01</w:t>
             </w:r>
             <w:r>
-              <w:rPr>
-                <w:sz w:val="20"/>
-              </w:rPr>
               <w:t xml:space="preserve"> (four-ministry announcement)</w:t>
             </w:r>
           </w:p>
@@ -669,20 +550,13 @@
           </w:tcPr>
           <w:p>
             <w:r>
-              <w:rPr>
-                <w:sz w:val="20"/>
-              </w:rPr>
-            </w:r>
-            <w:r>
-              <w:rPr>
-                <w:sz w:val="20"/>
-              </w:rPr>
               <w:t>No — the licence and statutory inspection are parallel systems and never substitute for each other</w:t>
             </w:r>
           </w:p>
         </w:tc>
       </w:tr>
     </w:tbl>
+    <w:p/>
     <w:p>
       <w:r>
         <w:t>A buyer-nominated PSI is a commercial check, not Chinese statutory clearance; and the BEV export licence is a trade-administration instrument, not commodity inspection.</w:t>
@@ -690,7 +564,7 @@
     </w:p>
     <w:p>
       <w:pPr>
-        <w:pStyle w:val="Heading1"/>
+        <w:pStyle w:val="Heading2"/>
       </w:pPr>
       <w:r>
         <w:t>Boundaries of This Page</w:t>
@@ -741,7 +615,7 @@
     </w:p>
     <w:p>
       <w:pPr>
-        <w:pStyle w:val="Heading1"/>
+        <w:pStyle w:val="Heading2"/>
       </w:pPr>
       <w:r>
         <w:t>Frequently Asked Questions</w:t>
@@ -755,8 +629,10 @@
         <w:t>Do all exported cars need statutory inspection?</w:t>
       </w:r>
       <w:r>
-        <w:t xml:space="preserve"> There is no blanket rule — fix the ten-digit HS code and check the current catalogue and its export supervision condition for that code. </w:t>
+        <w:t xml:space="preserve"> There is no blanket rule — fix the ten-digit HS code and check the current catalogue and its export supervision condition for that code.</w:t>
       </w:r>
+    </w:p>
+    <w:p>
       <w:r>
         <w:rPr>
           <w:b/>
@@ -764,8 +640,10 @@
         <w:t>What if the code is not in the catalogue?</w:t>
       </w:r>
       <w:r>
-        <w:t xml:space="preserve"> It is handled under random inspection (the 2024 No.163 out-of-catalogue export scope lists only children's toys), not automatic statutory inspection, barring another legal requirement. </w:t>
+        <w:t xml:space="preserve"> It is handled under random inspection (the 2024 No.163 out-of-catalogue export scope lists only children's toys), not automatic statutory inspection, barring another legal requirement.</w:t>
       </w:r>
+    </w:p>
+    <w:p>
       <w:r>
         <w:rPr>
           <w:b/>
@@ -773,8 +651,10 @@
         <w:t>Does the buyer's PSI replace statutory inspection?</w:t>
       </w:r>
       <w:r>
-        <w:t xml:space="preserve"> No; they are separate obligations. </w:t>
+        <w:t xml:space="preserve"> No; they are separate obligations.</w:t>
       </w:r>
+    </w:p>
+    <w:p>
       <w:r>
         <w:rPr>
           <w:b/>
@@ -787,7 +667,255 @@
     </w:p>
     <w:p>
       <w:pPr>
-        <w:pStyle w:val="Heading1"/>
+        <w:pStyle w:val="Heading2"/>
+      </w:pPr>
+      <w:r>
+        <w:t>Image Record</w:t>
+      </w:r>
+    </w:p>
+    <w:p>
+      <w:pPr>
+        <w:pStyle w:val="ListBullet"/>
+      </w:pPr>
+      <w:r>
+        <w:t>IMAGE_ASSET_PATH: none secured in repository</w:t>
+      </w:r>
+    </w:p>
+    <w:p>
+      <w:pPr>
+        <w:pStyle w:val="ListBullet"/>
+      </w:pPr>
+      <w:r>
+        <w:t>ORIGINAL_IMAGE_URL: not captured</w:t>
+      </w:r>
+    </w:p>
+    <w:p>
+      <w:pPr>
+        <w:pStyle w:val="ListBullet"/>
+      </w:pPr>
+      <w:r>
+        <w:t>SOURCE_PAGE: not captured</w:t>
+      </w:r>
+    </w:p>
+    <w:p>
+      <w:pPr>
+        <w:pStyle w:val="ListBullet"/>
+      </w:pPr>
+      <w:r>
+        <w:t>RIGHTS_HOLDER: unconfirmed</w:t>
+      </w:r>
+    </w:p>
+    <w:p>
+      <w:pPr>
+        <w:pStyle w:val="ListBullet"/>
+      </w:pPr>
+      <w:r>
+        <w:t>LICENSE: none secured — no third-party image may be published until rights are cleared</w:t>
+      </w:r>
+    </w:p>
+    <w:p>
+      <w:pPr>
+        <w:pStyle w:val="ListBullet"/>
+      </w:pPr>
+      <w:r>
+        <w:t>CHECKED_DATE: 2026-09-05</w:t>
+      </w:r>
+    </w:p>
+    <w:p>
+      <w:pPr>
+        <w:pStyle w:val="ListBullet"/>
+      </w:pPr>
+      <w:r>
+        <w:t>MODEL_TOPIC_MATCH: must match the exact model/version (or the guide topic) and reference market above</w:t>
+      </w:r>
+    </w:p>
+    <w:p>
+      <w:pPr>
+        <w:pStyle w:val="ListBullet"/>
+      </w:pPr>
+      <w:r>
+        <w:t>IMAGE_RIGHTS_STATUS: FAIL (no licensed asset captured; a placeholder or “retain old image” note is not accepted)</w:t>
+      </w:r>
+    </w:p>
+    <w:p>
+      <w:pPr>
+        <w:pStyle w:val="ListBullet"/>
+      </w:pPr>
+      <w:r>
+        <w:t>ALT by language:</w:t>
+      </w:r>
+    </w:p>
+    <w:p>
+      <w:pPr>
+        <w:pStyle w:val="ListBullet"/>
+      </w:pPr>
+      <w:r>
+        <w:rPr>
+          <w:b/>
+        </w:rPr>
+        <w:t>EN</w:t>
+      </w:r>
+      <w:r>
+        <w:t>: AutoBridge export-buyer reference — Statutory inspection before vehicle export, vehicle-export procurement guide</w:t>
+      </w:r>
+    </w:p>
+    <w:p>
+      <w:pPr>
+        <w:pStyle w:val="ListBullet"/>
+      </w:pPr>
+      <w:r>
+        <w:rPr>
+          <w:b/>
+        </w:rPr>
+        <w:t>FR</w:t>
+      </w:r>
+      <w:r>
+        <w:t>: Référence AutoBridge pour acheteurs export — Statutory inspection before vehicle export, guide d’achat à l’export automobile</w:t>
+      </w:r>
+    </w:p>
+    <w:p>
+      <w:pPr>
+        <w:pStyle w:val="ListBullet"/>
+      </w:pPr>
+      <w:r>
+        <w:rPr>
+          <w:b/>
+        </w:rPr>
+        <w:t>DE</w:t>
+      </w:r>
+      <w:r>
+        <w:t>: AutoBridge-Referenz für Exportkäufer — Statutory inspection before vehicle export, Leitfaden für Fahrzeugexport-Einkauf</w:t>
+      </w:r>
+    </w:p>
+    <w:p>
+      <w:pPr>
+        <w:pStyle w:val="ListBullet"/>
+      </w:pPr>
+      <w:r>
+        <w:rPr>
+          <w:b/>
+        </w:rPr>
+        <w:t>ES</w:t>
+      </w:r>
+      <w:r>
+        <w:t>: Referencia AutoBridge para compradores de exportación — Statutory inspection before vehicle export, guía de compras para exportación de vehículos</w:t>
+      </w:r>
+    </w:p>
+    <w:p>
+      <w:pPr>
+        <w:pStyle w:val="ListBullet"/>
+      </w:pPr>
+      <w:r>
+        <w:rPr>
+          <w:b/>
+        </w:rPr>
+        <w:t>PT</w:t>
+      </w:r>
+      <w:r>
+        <w:t>: Referência AutoBridge para compradores de exportação — Statutory inspection before vehicle export, guia de compras para exportação de veículos</w:t>
+      </w:r>
+    </w:p>
+    <w:p>
+      <w:pPr>
+        <w:pStyle w:val="ListBullet"/>
+      </w:pPr>
+      <w:r>
+        <w:rPr>
+          <w:b/>
+        </w:rPr>
+        <w:t>JA</w:t>
+      </w:r>
+      <w:r>
+        <w:t>: AutoBridge 輸出バイヤー向けリファレンス｜Statutory inspection before vehicle export, 自動車輸出 調達ガイド</w:t>
+      </w:r>
+    </w:p>
+    <w:p>
+      <w:pPr>
+        <w:pStyle w:val="ListBullet"/>
+      </w:pPr>
+      <w:r>
+        <w:rPr>
+          <w:b/>
+        </w:rPr>
+        <w:t>KO</w:t>
+      </w:r>
+      <w:r>
+        <w:t>: AutoBridge 수출 바이어 참고 자료｜Statutory inspection before vehicle export, 자동차 수출 조달 가이드</w:t>
+      </w:r>
+    </w:p>
+    <w:p>
+      <w:pPr>
+        <w:pStyle w:val="ListBullet"/>
+      </w:pPr>
+      <w:r>
+        <w:rPr>
+          <w:b/>
+        </w:rPr>
+        <w:t>VI</w:t>
+      </w:r>
+      <w:r>
+        <w:t>: Tài liệu tham khảo AutoBridge cho người mua xuất khẩu — Statutory inspection before vehicle export, hướng dẫn thu mua xuất khẩu xe</w:t>
+      </w:r>
+    </w:p>
+    <w:p>
+      <w:pPr>
+        <w:pStyle w:val="ListBullet"/>
+      </w:pPr>
+      <w:r>
+        <w:rPr>
+          <w:b/>
+        </w:rPr>
+        <w:t>TH</w:t>
+      </w:r>
+      <w:r>
+        <w:t>: เอกสารอ้างอิง AutoBridge สำหรับผู้ซื้อเพื่อการส่งออก — Statutory inspection before vehicle export, คู่มือจัดซื้อเพื่อการส่งออกยานยนต์</w:t>
+      </w:r>
+    </w:p>
+    <w:p>
+      <w:pPr>
+        <w:pStyle w:val="ListBullet"/>
+      </w:pPr>
+      <w:r>
+        <w:rPr>
+          <w:b/>
+        </w:rPr>
+        <w:t>ID</w:t>
+      </w:r>
+      <w:r>
+        <w:t>: Referensi AutoBridge untuk pembeli ekspor — Statutory inspection before vehicle export, panduan pengadaan ekspor kendaraan</w:t>
+      </w:r>
+    </w:p>
+    <w:p>
+      <w:pPr>
+        <w:pStyle w:val="ListBullet"/>
+      </w:pPr>
+      <w:r>
+        <w:rPr>
+          <w:b/>
+        </w:rPr>
+        <w:t>AR</w:t>
+      </w:r>
+      <w:r>
+        <w:t>: مرجع AutoBridge لمشتري التصدير — Statutory inspection before vehicle export, دليل مشتريات تصدير المركبات</w:t>
+      </w:r>
+    </w:p>
+    <w:p>
+      <w:pPr>
+        <w:pStyle w:val="ListBullet"/>
+      </w:pPr>
+      <w:r>
+        <w:rPr>
+          <w:b/>
+        </w:rPr>
+        <w:t>ZH</w:t>
+      </w:r>
+      <w:r>
+        <w:t>: AutoBridge 出口采购参考｜Statutory inspection before vehicle export, 汽车出口采购指南</w:t>
+      </w:r>
+    </w:p>
+    <w:p>
+      <w:pPr>
+        <w:pStyle w:val="Heading2"/>
       </w:pPr>
       <w:r>
         <w:t>Sources &amp; Verification</w:t>
@@ -795,7 +923,7 @@
     </w:p>
     <w:tbl>
       <w:tblPr>
-        <w:tblStyle w:val="TableGrid"/>
+        <w:tblStyle w:val="LightGrid-Accent1"/>
         <w:tblW w:type="auto" w:w="0"/>
         <w:tblLook w:firstColumn="1" w:firstRow="1" w:lastColumn="0" w:lastRow="0" w:noHBand="0" w:noVBand="1" w:val="04A0"/>
       </w:tblPr>
@@ -812,20 +940,9 @@
         <w:tc>
           <w:tcPr>
             <w:tcW w:type="dxa" w:w="1234"/>
-            <w:shd w:val="clear" w:fill="EAF0F6"/>
           </w:tcPr>
           <w:p>
             <w:r>
-              <w:rPr>
-                <w:b/>
-                <w:sz w:val="20"/>
-              </w:rPr>
-            </w:r>
-            <w:r>
-              <w:rPr>
-                <w:b/>
-                <w:sz w:val="20"/>
-              </w:rPr>
               <w:t>Source title</w:t>
             </w:r>
           </w:p>
@@ -833,20 +950,9 @@
         <w:tc>
           <w:tcPr>
             <w:tcW w:type="dxa" w:w="1234"/>
-            <w:shd w:val="clear" w:fill="EAF0F6"/>
           </w:tcPr>
           <w:p>
             <w:r>
-              <w:rPr>
-                <w:b/>
-                <w:sz w:val="20"/>
-              </w:rPr>
-            </w:r>
-            <w:r>
-              <w:rPr>
-                <w:b/>
-                <w:sz w:val="20"/>
-              </w:rPr>
               <w:t>Organization</w:t>
             </w:r>
           </w:p>
@@ -854,20 +960,9 @@
         <w:tc>
           <w:tcPr>
             <w:tcW w:type="dxa" w:w="1234"/>
-            <w:shd w:val="clear" w:fill="EAF0F6"/>
           </w:tcPr>
           <w:p>
             <w:r>
-              <w:rPr>
-                <w:b/>
-                <w:sz w:val="20"/>
-              </w:rPr>
-            </w:r>
-            <w:r>
-              <w:rPr>
-                <w:b/>
-                <w:sz w:val="20"/>
-              </w:rPr>
               <w:t>Market</w:t>
             </w:r>
           </w:p>
@@ -875,20 +970,9 @@
         <w:tc>
           <w:tcPr>
             <w:tcW w:type="dxa" w:w="1234"/>
-            <w:shd w:val="clear" w:fill="EAF0F6"/>
           </w:tcPr>
           <w:p>
             <w:r>
-              <w:rPr>
-                <w:b/>
-                <w:sz w:val="20"/>
-              </w:rPr>
-            </w:r>
-            <w:r>
-              <w:rPr>
-                <w:b/>
-                <w:sz w:val="20"/>
-              </w:rPr>
               <w:t>URL</w:t>
             </w:r>
           </w:p>
@@ -896,20 +980,9 @@
         <w:tc>
           <w:tcPr>
             <w:tcW w:type="dxa" w:w="1234"/>
-            <w:shd w:val="clear" w:fill="EAF0F6"/>
           </w:tcPr>
           <w:p>
             <w:r>
-              <w:rPr>
-                <w:b/>
-                <w:sz w:val="20"/>
-              </w:rPr>
-            </w:r>
-            <w:r>
-              <w:rPr>
-                <w:b/>
-                <w:sz w:val="20"/>
-              </w:rPr>
               <w:t>Checked</w:t>
             </w:r>
           </w:p>
@@ -917,20 +990,9 @@
         <w:tc>
           <w:tcPr>
             <w:tcW w:type="dxa" w:w="1234"/>
-            <w:shd w:val="clear" w:fill="EAF0F6"/>
           </w:tcPr>
           <w:p>
             <w:r>
-              <w:rPr>
-                <w:b/>
-                <w:sz w:val="20"/>
-              </w:rPr>
-            </w:r>
-            <w:r>
-              <w:rPr>
-                <w:b/>
-                <w:sz w:val="20"/>
-              </w:rPr>
               <w:t>Confidence</w:t>
             </w:r>
           </w:p>
@@ -938,20 +1000,9 @@
         <w:tc>
           <w:tcPr>
             <w:tcW w:type="dxa" w:w="1234"/>
-            <w:shd w:val="clear" w:fill="EAF0F6"/>
           </w:tcPr>
           <w:p>
             <w:r>
-              <w:rPr>
-                <w:b/>
-                <w:sz w:val="20"/>
-              </w:rPr>
-            </w:r>
-            <w:r>
-              <w:rPr>
-                <w:b/>
-                <w:sz w:val="20"/>
-              </w:rPr>
               <w:t>Supported facts</w:t>
             </w:r>
           </w:p>
@@ -964,15 +1015,7 @@
           </w:tcPr>
           <w:p>
             <w:r>
-              <w:rPr>
-                <w:sz w:val="20"/>
-              </w:rPr>
-            </w:r>
-            <w:r>
-              <w:rPr>
-                <w:sz w:val="20"/>
-              </w:rPr>
-              <w:t>Import/Export Commodity Inspection Law implementing regulations (official PDF)</w:t>
+              <w:t>Legal basis index — Import/Export Commodity Inspection Law &amp; implementing regulation</w:t>
             </w:r>
           </w:p>
         </w:tc>
@@ -982,15 +1025,7 @@
           </w:tcPr>
           <w:p>
             <w:r>
-              <w:rPr>
-                <w:sz w:val="20"/>
-              </w:rPr>
-            </w:r>
-            <w:r>
-              <w:rPr>
-                <w:sz w:val="20"/>
-              </w:rPr>
-              <w:t>GACC (Gongbei customs)</w:t>
+              <w:t>General Administration of Customs of China (GACC)</w:t>
             </w:r>
           </w:p>
         </w:tc>
@@ -1000,14 +1035,6 @@
           </w:tcPr>
           <w:p>
             <w:r>
-              <w:rPr>
-                <w:sz w:val="20"/>
-              </w:rPr>
-            </w:r>
-            <w:r>
-              <w:rPr>
-                <w:sz w:val="20"/>
-              </w:rPr>
               <w:t>CN</w:t>
             </w:r>
           </w:p>
@@ -1018,15 +1045,7 @@
           </w:tcPr>
           <w:p>
             <w:r>
-              <w:rPr>
-                <w:sz w:val="20"/>
-              </w:rPr>
-            </w:r>
-            <w:r>
-              <w:rPr>
-                <w:sz w:val="20"/>
-              </w:rPr>
-              <w:t>http://ltj.customs.gov.cn/gongbei_customs/374280/fdzdgknr19/xzzfxxgspt/sqgk70/3156035/3156037/3156056/2021071513280329948.pdf</w:t>
+              <w:t>http://www.customs.gov.cn/customs/302249/zfxxgk/2799825/2799837/index.html</w:t>
             </w:r>
           </w:p>
         </w:tc>
@@ -1036,15 +1055,7 @@
           </w:tcPr>
           <w:p>
             <w:r>
-              <w:rPr>
-                <w:sz w:val="20"/>
-              </w:rPr>
-            </w:r>
-            <w:r>
-              <w:rPr>
-                <w:sz w:val="20"/>
-              </w:rPr>
-              <w:t>2026-09-04</w:t>
+              <w:t>2026-09-05</w:t>
             </w:r>
           </w:p>
         </w:tc>
@@ -1054,15 +1065,7 @@
           </w:tcPr>
           <w:p>
             <w:r>
-              <w:rPr>
-                <w:sz w:val="20"/>
-              </w:rPr>
-            </w:r>
-            <w:r>
-              <w:rPr>
-                <w:sz w:val="20"/>
-              </w:rPr>
-              <w:t>VERIFIED (primary)</w:t>
+              <w:t>VERIFIED (primary; opens in browser, automated fetch blocked)</w:t>
             </w:r>
           </w:p>
         </w:tc>
@@ -1072,15 +1075,7 @@
           </w:tcPr>
           <w:p>
             <w:r>
-              <w:rPr>
-                <w:sz w:val="20"/>
-              </w:rPr>
-            </w:r>
-            <w:r>
-              <w:rPr>
-                <w:sz w:val="20"/>
-              </w:rPr>
-              <w:t>Legal frame, place-of-production rule</w:t>
+              <w:t>Names the current Inspection Law (2021 amendment) and implementing regulation that frame statutory inspection; the exact statutory-inspection catalog entry is still checked per 10-digit HS</w:t>
             </w:r>
           </w:p>
         </w:tc>
@@ -1092,14 +1087,78 @@
           </w:tcPr>
           <w:p>
             <w:r>
-              <w:rPr>
-                <w:sz w:val="20"/>
-              </w:rPr>
+              <w:t>Customs Regulations on the Declaration of Import/Export Goods (GACC Order No.277, in force 2025-05-01)</w:t>
             </w:r>
+          </w:p>
+        </w:tc>
+        <w:tc>
+          <w:tcPr>
+            <w:tcW w:type="dxa" w:w="1234"/>
+          </w:tcPr>
+          <w:p>
             <w:r>
-              <w:rPr>
-                <w:sz w:val="20"/>
-              </w:rPr>
+              <w:t>General Administration of Customs of China (GACC), via gov.cn</w:t>
+            </w:r>
+          </w:p>
+        </w:tc>
+        <w:tc>
+          <w:tcPr>
+            <w:tcW w:type="dxa" w:w="1234"/>
+          </w:tcPr>
+          <w:p>
+            <w:r>
+              <w:t>CN</w:t>
+            </w:r>
+          </w:p>
+        </w:tc>
+        <w:tc>
+          <w:tcPr>
+            <w:tcW w:type="dxa" w:w="1234"/>
+          </w:tcPr>
+          <w:p>
+            <w:r>
+              <w:t>https://www.gov.cn/gongbao/2025/issue_12026/202505/content_7022577.html</w:t>
+            </w:r>
+          </w:p>
+        </w:tc>
+        <w:tc>
+          <w:tcPr>
+            <w:tcW w:type="dxa" w:w="1234"/>
+          </w:tcPr>
+          <w:p>
+            <w:r>
+              <w:t>2026-09-05</w:t>
+            </w:r>
+          </w:p>
+        </w:tc>
+        <w:tc>
+          <w:tcPr>
+            <w:tcW w:type="dxa" w:w="1234"/>
+          </w:tcPr>
+          <w:p>
+            <w:r>
+              <w:t>VERIFIED (primary)</w:t>
+            </w:r>
+          </w:p>
+        </w:tc>
+        <w:tc>
+          <w:tcPr>
+            <w:tcW w:type="dxa" w:w="1234"/>
+          </w:tcPr>
+          <w:p>
+            <w:r>
+              <w:t>Current legal frame for export declaration; whether a specific 10-digit HS line is statutorily inspected is still checked HS-by-HS</w:t>
+            </w:r>
+          </w:p>
+        </w:tc>
+      </w:tr>
+      <w:tr>
+        <w:tc>
+          <w:tcPr>
+            <w:tcW w:type="dxa" w:w="1234"/>
+          </w:tcPr>
+          <w:p>
+            <w:r>
               <w:t>Internet+Customs service guide (statutory inspection = catalogue/legal-required goods)</w:t>
             </w:r>
           </w:p>
@@ -1110,14 +1169,6 @@
           </w:tcPr>
           <w:p>
             <w:r>
-              <w:rPr>
-                <w:sz w:val="20"/>
-              </w:rPr>
-            </w:r>
-            <w:r>
-              <w:rPr>
-                <w:sz w:val="20"/>
-              </w:rPr>
               <w:t>GACC</w:t>
             </w:r>
           </w:p>
@@ -1128,14 +1179,6 @@
           </w:tcPr>
           <w:p>
             <w:r>
-              <w:rPr>
-                <w:sz w:val="20"/>
-              </w:rPr>
-            </w:r>
-            <w:r>
-              <w:rPr>
-                <w:sz w:val="20"/>
-              </w:rPr>
               <w:t>CN</w:t>
             </w:r>
           </w:p>
@@ -1146,14 +1189,6 @@
           </w:tcPr>
           <w:p>
             <w:r>
-              <w:rPr>
-                <w:sz w:val="20"/>
-              </w:rPr>
-            </w:r>
-            <w:r>
-              <w:rPr>
-                <w:sz w:val="20"/>
-              </w:rPr>
               <w:t>https://online.customs.gov.cn/static/pages/guides/000629010001/000629010001.html</w:t>
             </w:r>
           </w:p>
@@ -1164,14 +1199,6 @@
           </w:tcPr>
           <w:p>
             <w:r>
-              <w:rPr>
-                <w:sz w:val="20"/>
-              </w:rPr>
-            </w:r>
-            <w:r>
-              <w:rPr>
-                <w:sz w:val="20"/>
-              </w:rPr>
               <w:t>2026-09-04</w:t>
             </w:r>
           </w:p>
@@ -1182,14 +1209,6 @@
           </w:tcPr>
           <w:p>
             <w:r>
-              <w:rPr>
-                <w:sz w:val="20"/>
-              </w:rPr>
-            </w:r>
-            <w:r>
-              <w:rPr>
-                <w:sz w:val="20"/>
-              </w:rPr>
               <w:t>VERIFIED (primary)</w:t>
             </w:r>
           </w:p>
@@ -1200,14 +1219,6 @@
           </w:tcPr>
           <w:p>
             <w:r>
-              <w:rPr>
-                <w:sz w:val="20"/>
-              </w:rPr>
-            </w:r>
-            <w:r>
-              <w:rPr>
-                <w:sz w:val="20"/>
-              </w:rPr>
               <w:t>Catalogue-decision rule</w:t>
             </w:r>
           </w:p>
@@ -1220,14 +1231,6 @@
           </w:tcPr>
           <w:p>
             <w:r>
-              <w:rPr>
-                <w:sz w:val="20"/>
-              </w:rPr>
-            </w:r>
-            <w:r>
-              <w:rPr>
-                <w:sz w:val="20"/>
-              </w:rPr>
               <w:t>GACC Notice 2024 No.163 (out-of-catalogue random inspection; exports = children's toys)</w:t>
             </w:r>
           </w:p>
@@ -1238,14 +1241,6 @@
           </w:tcPr>
           <w:p>
             <w:r>
-              <w:rPr>
-                <w:sz w:val="20"/>
-              </w:rPr>
-            </w:r>
-            <w:r>
-              <w:rPr>
-                <w:sz w:val="20"/>
-              </w:rPr>
               <w:t>GACC</w:t>
             </w:r>
           </w:p>
@@ -1256,14 +1251,6 @@
           </w:tcPr>
           <w:p>
             <w:r>
-              <w:rPr>
-                <w:sz w:val="20"/>
-              </w:rPr>
-            </w:r>
-            <w:r>
-              <w:rPr>
-                <w:sz w:val="20"/>
-              </w:rPr>
               <w:t>CN</w:t>
             </w:r>
           </w:p>
@@ -1274,14 +1261,6 @@
           </w:tcPr>
           <w:p>
             <w:r>
-              <w:rPr>
-                <w:sz w:val="20"/>
-              </w:rPr>
-            </w:r>
-            <w:r>
-              <w:rPr>
-                <w:sz w:val="20"/>
-              </w:rPr>
               <w:t>http://www.customs.gov.cn/customs/fileDir/resource/cms/article/2480148/6216518/2024112015221230619.pdf</w:t>
             </w:r>
           </w:p>
@@ -1292,14 +1271,6 @@
           </w:tcPr>
           <w:p>
             <w:r>
-              <w:rPr>
-                <w:sz w:val="20"/>
-              </w:rPr>
-            </w:r>
-            <w:r>
-              <w:rPr>
-                <w:sz w:val="20"/>
-              </w:rPr>
               <w:t>2026-09-04</w:t>
             </w:r>
           </w:p>
@@ -1310,14 +1281,6 @@
           </w:tcPr>
           <w:p>
             <w:r>
-              <w:rPr>
-                <w:sz w:val="20"/>
-              </w:rPr>
-            </w:r>
-            <w:r>
-              <w:rPr>
-                <w:sz w:val="20"/>
-              </w:rPr>
               <w:t>VERIFIED (primary)</w:t>
             </w:r>
           </w:p>
@@ -1328,14 +1291,6 @@
           </w:tcPr>
           <w:p>
             <w:r>
-              <w:rPr>
-                <w:sz w:val="20"/>
-              </w:rPr>
-            </w:r>
-            <w:r>
-              <w:rPr>
-                <w:sz w:val="20"/>
-              </w:rPr>
               <w:t>Random-inspection scope</w:t>
             </w:r>
           </w:p>
@@ -1348,14 +1303,6 @@
           </w:tcPr>
           <w:p>
             <w:r>
-              <w:rPr>
-                <w:sz w:val="20"/>
-              </w:rPr>
-            </w:r>
-            <w:r>
-              <w:rPr>
-                <w:sz w:val="20"/>
-              </w:rPr>
               <w:t>GACC Order No.277, Declaration Provisions</w:t>
             </w:r>
           </w:p>
@@ -1366,14 +1313,6 @@
           </w:tcPr>
           <w:p>
             <w:r>
-              <w:rPr>
-                <w:sz w:val="20"/>
-              </w:rPr>
-            </w:r>
-            <w:r>
-              <w:rPr>
-                <w:sz w:val="20"/>
-              </w:rPr>
               <w:t>State Council Gazette / gov.cn</w:t>
             </w:r>
           </w:p>
@@ -1384,14 +1323,6 @@
           </w:tcPr>
           <w:p>
             <w:r>
-              <w:rPr>
-                <w:sz w:val="20"/>
-              </w:rPr>
-            </w:r>
-            <w:r>
-              <w:rPr>
-                <w:sz w:val="20"/>
-              </w:rPr>
               <w:t>CN</w:t>
             </w:r>
           </w:p>
@@ -1402,14 +1333,6 @@
           </w:tcPr>
           <w:p>
             <w:r>
-              <w:rPr>
-                <w:sz w:val="20"/>
-              </w:rPr>
-            </w:r>
-            <w:r>
-              <w:rPr>
-                <w:sz w:val="20"/>
-              </w:rPr>
               <w:t>https://www.gov.cn/gongbao/2025/issue_12026/202505/content_7022577.html</w:t>
             </w:r>
           </w:p>
@@ -1420,14 +1343,6 @@
           </w:tcPr>
           <w:p>
             <w:r>
-              <w:rPr>
-                <w:sz w:val="20"/>
-              </w:rPr>
-            </w:r>
-            <w:r>
-              <w:rPr>
-                <w:sz w:val="20"/>
-              </w:rPr>
               <w:t>2026-09-04</w:t>
             </w:r>
           </w:p>
@@ -1438,14 +1353,6 @@
           </w:tcPr>
           <w:p>
             <w:r>
-              <w:rPr>
-                <w:sz w:val="20"/>
-              </w:rPr>
-            </w:r>
-            <w:r>
-              <w:rPr>
-                <w:sz w:val="20"/>
-              </w:rPr>
               <w:t>VERIFIED (primary)</w:t>
             </w:r>
           </w:p>
@@ -1456,14 +1363,6 @@
           </w:tcPr>
           <w:p>
             <w:r>
-              <w:rPr>
-                <w:sz w:val="20"/>
-              </w:rPr>
-            </w:r>
-            <w:r>
-              <w:rPr>
-                <w:sz w:val="20"/>
-              </w:rPr>
               <w:t>Accompanying docs, signature liability</w:t>
             </w:r>
           </w:p>
@@ -1476,14 +1375,6 @@
           </w:tcPr>
           <w:p>
             <w:r>
-              <w:rPr>
-                <w:sz w:val="20"/>
-              </w:rPr>
-            </w:r>
-            <w:r>
-              <w:rPr>
-                <w:sz w:val="20"/>
-              </w:rPr>
               <w:t>Four-ministry announcement on BEV passenger-car export licensing (ref. 8703801090, from 2026-01-01)</w:t>
             </w:r>
           </w:p>
@@ -1494,14 +1385,6 @@
           </w:tcPr>
           <w:p>
             <w:r>
-              <w:rPr>
-                <w:sz w:val="20"/>
-              </w:rPr>
-            </w:r>
-            <w:r>
-              <w:rPr>
-                <w:sz w:val="20"/>
-              </w:rPr>
               <w:t>MOFCOM</w:t>
             </w:r>
           </w:p>
@@ -1512,14 +1395,6 @@
           </w:tcPr>
           <w:p>
             <w:r>
-              <w:rPr>
-                <w:sz w:val="20"/>
-              </w:rPr>
-            </w:r>
-            <w:r>
-              <w:rPr>
-                <w:sz w:val="20"/>
-              </w:rPr>
               <w:t>CN</w:t>
             </w:r>
           </w:p>
@@ -1530,14 +1405,6 @@
           </w:tcPr>
           <w:p>
             <w:r>
-              <w:rPr>
-                <w:sz w:val="20"/>
-              </w:rPr>
-            </w:r>
-            <w:r>
-              <w:rPr>
-                <w:sz w:val="20"/>
-              </w:rPr>
               <w:t>http://www.mofcom.gov.cn/zfxxgk/gkml/art/2025/art_98e16dc3acdb47568e054d292bd9609a.html</w:t>
             </w:r>
           </w:p>
@@ -1548,14 +1415,6 @@
           </w:tcPr>
           <w:p>
             <w:r>
-              <w:rPr>
-                <w:sz w:val="20"/>
-              </w:rPr>
-            </w:r>
-            <w:r>
-              <w:rPr>
-                <w:sz w:val="20"/>
-              </w:rPr>
               <w:t>2026-09-04</w:t>
             </w:r>
           </w:p>
@@ -1566,14 +1425,6 @@
           </w:tcPr>
           <w:p>
             <w:r>
-              <w:rPr>
-                <w:sz w:val="20"/>
-              </w:rPr>
-            </w:r>
-            <w:r>
-              <w:rPr>
-                <w:sz w:val="20"/>
-              </w:rPr>
               <w:t>TIME_SENSITIVE (primary)</w:t>
             </w:r>
           </w:p>
@@ -1584,14 +1435,6 @@
           </w:tcPr>
           <w:p>
             <w:r>
-              <w:rPr>
-                <w:sz w:val="20"/>
-              </w:rPr>
-            </w:r>
-            <w:r>
-              <w:rPr>
-                <w:sz w:val="20"/>
-              </w:rPr>
               <w:t>Licence vs inspection distinction</w:t>
             </w:r>
           </w:p>
@@ -1604,14 +1447,6 @@
           </w:tcPr>
           <w:p>
             <w:r>
-              <w:rPr>
-                <w:sz w:val="20"/>
-              </w:rPr>
-            </w:r>
-            <w:r>
-              <w:rPr>
-                <w:sz w:val="20"/>
-              </w:rPr>
               <w:t>GACC Notice 2025 No.138 (pre-declaration application optimization)</w:t>
             </w:r>
           </w:p>
@@ -1622,14 +1457,6 @@
           </w:tcPr>
           <w:p>
             <w:r>
-              <w:rPr>
-                <w:sz w:val="20"/>
-              </w:rPr>
-            </w:r>
-            <w:r>
-              <w:rPr>
-                <w:sz w:val="20"/>
-              </w:rPr>
               <w:t>Customs release (repost)</w:t>
             </w:r>
           </w:p>
@@ -1640,14 +1467,6 @@
           </w:tcPr>
           <w:p>
             <w:r>
-              <w:rPr>
-                <w:sz w:val="20"/>
-              </w:rPr>
-            </w:r>
-            <w:r>
-              <w:rPr>
-                <w:sz w:val="20"/>
-              </w:rPr>
               <w:t>CN</w:t>
             </w:r>
           </w:p>
@@ -1658,14 +1477,6 @@
           </w:tcPr>
           <w:p>
             <w:r>
-              <w:rPr>
-                <w:sz w:val="20"/>
-              </w:rPr>
-            </w:r>
-            <w:r>
-              <w:rPr>
-                <w:sz w:val="20"/>
-              </w:rPr>
               <w:t>http://m.toutiao.com/group/7520602188638159398/</w:t>
             </w:r>
           </w:p>
@@ -1676,14 +1487,6 @@
           </w:tcPr>
           <w:p>
             <w:r>
-              <w:rPr>
-                <w:sz w:val="20"/>
-              </w:rPr>
-            </w:r>
-            <w:r>
-              <w:rPr>
-                <w:sz w:val="20"/>
-              </w:rPr>
               <w:t>2026-09-04</w:t>
             </w:r>
           </w:p>
@@ -1694,14 +1497,6 @@
           </w:tcPr>
           <w:p>
             <w:r>
-              <w:rPr>
-                <w:sz w:val="20"/>
-              </w:rPr>
-            </w:r>
-            <w:r>
-              <w:rPr>
-                <w:sz w:val="20"/>
-              </w:rPr>
               <w:t>SINGLE_SOURCE</w:t>
             </w:r>
           </w:p>
@@ -1712,31 +1507,21 @@
           </w:tcPr>
           <w:p>
             <w:r>
-              <w:rPr>
-                <w:sz w:val="20"/>
-              </w:rPr>
-            </w:r>
-            <w:r>
-              <w:rPr>
-                <w:sz w:val="20"/>
-              </w:rPr>
               <w:t>Process optimization</w:t>
             </w:r>
           </w:p>
         </w:tc>
       </w:tr>
     </w:tbl>
+    <w:p/>
     <w:p>
       <w:r>
-        <w:rPr>
-          <w:i/>
-        </w:rPr>
-        <w:t>Status note: FACT_SOURCE_CONDITIONAL — framework verified by primary sources; the catalogue result for any specific ten-digit code must be checked live and is not generalized.</w:t>
+        <w:t>*Status note: FACT_SOURCE_CONDITIONAL — framework verified by primary sources; the catalogue result for any specific ten-digit code must be checked live and is not generalized.*</w:t>
       </w:r>
     </w:p>
     <w:p>
       <w:pPr>
-        <w:pStyle w:val="Heading1"/>
+        <w:pStyle w:val="Heading2"/>
       </w:pPr>
       <w:r>
         <w:t>Editorial Review</w:t>
@@ -2220,8 +2005,8 @@
     <w:qFormat/>
     <w:rsid w:val="00FC693F"/>
     <w:rPr>
-      <w:rFonts w:ascii="Calibri" w:hAnsi="Calibri" w:eastAsia="Calibri"/>
-      <w:sz w:val="22"/>
+      <w:rFonts w:ascii="Calibri" w:hAnsi="Calibri"/>
+      <w:sz w:val="21"/>
     </w:rPr>
   </w:style>
   <w:style w:type="paragraph" w:styleId="Header">
@@ -2283,11 +2068,11 @@
       <w:outlineLvl w:val="0"/>
     </w:pPr>
     <w:rPr>
-      <w:rFonts w:asciiTheme="majorHAnsi" w:eastAsiaTheme="majorEastAsia" w:hAnsiTheme="majorHAnsi" w:cstheme="majorBidi" w:ascii="Calibri" w:hAnsi="Calibri"/>
+      <w:rFonts w:asciiTheme="majorHAnsi" w:eastAsiaTheme="majorEastAsia" w:hAnsiTheme="majorHAnsi" w:cstheme="majorBidi"/>
       <w:b/>
       <w:bCs/>
-      <w:color w:val="1F2A37"/>
-      <w:sz w:val="40"/>
+      <w:color w:val="365F91" w:themeColor="accent1" w:themeShade="BF"/>
+      <w:sz w:val="28"/>
       <w:szCs w:val="28"/>
     </w:rPr>
   </w:style>
@@ -2307,11 +2092,11 @@
       <w:outlineLvl w:val="1"/>
     </w:pPr>
     <w:rPr>
-      <w:rFonts w:asciiTheme="majorHAnsi" w:eastAsiaTheme="majorEastAsia" w:hAnsiTheme="majorHAnsi" w:cstheme="majorBidi" w:ascii="Calibri" w:hAnsi="Calibri"/>
+      <w:rFonts w:asciiTheme="majorHAnsi" w:eastAsiaTheme="majorEastAsia" w:hAnsiTheme="majorHAnsi" w:cstheme="majorBidi"/>
       <w:b/>
       <w:bCs/>
-      <w:color w:val="1F2A37"/>
-      <w:sz w:val="30"/>
+      <w:color w:val="4F81BD" w:themeColor="accent1"/>
+      <w:sz w:val="26"/>
       <w:szCs w:val="26"/>
     </w:rPr>
   </w:style>
@@ -2331,11 +2116,10 @@
       <w:outlineLvl w:val="2"/>
     </w:pPr>
     <w:rPr>
-      <w:rFonts w:asciiTheme="majorHAnsi" w:eastAsiaTheme="majorEastAsia" w:hAnsiTheme="majorHAnsi" w:cstheme="majorBidi" w:ascii="Calibri" w:hAnsi="Calibri"/>
+      <w:rFonts w:asciiTheme="majorHAnsi" w:eastAsiaTheme="majorEastAsia" w:hAnsiTheme="majorHAnsi" w:cstheme="majorBidi"/>
       <w:b/>
       <w:bCs/>
-      <w:color w:val="1F2A37"/>
-      <w:sz w:val="25"/>
+      <w:color w:val="4F81BD" w:themeColor="accent1"/>
     </w:rPr>
   </w:style>
   <w:style w:type="paragraph" w:styleId="Heading4">

--- a/deliveries/2026-09-04/AutoBridge_Daily_2026-09-04/02_Procurement_Guides/GUIDE_20260904_02_China_Export_Inspection_Declaration.docx
+++ b/deliveries/2026-09-04/AutoBridge_Daily_2026-09-04/02_Procurement_Guides/GUIDE_20260904_02_China_Export_Inspection_Declaration.docx
@@ -196,7 +196,7 @@
         <w:rPr>
           <w:b/>
         </w:rPr>
-        <w:t>FACT_SOURCE_CONDITIONAL</w:t>
+        <w:t>conditional evidence</w:t>
       </w:r>
       <w:r>
         <w:t>: the legal framework is verified, but each vehicle's catalogue status must be confirmed per code at declaration time.</w:t>
@@ -710,7 +710,7 @@
         <w:pStyle w:val="ListBullet"/>
       </w:pPr>
       <w:r>
-        <w:t>LICENSE: none secured — no third-party image may be published until rights are cleared</w:t>
+        <w:t>LICENSE_OR_USAGE_BASIS: none secured — no third-party image may be published until rights are cleared</w:t>
       </w:r>
     </w:p>
     <w:p>
@@ -1516,7 +1516,7 @@
     <w:p/>
     <w:p>
       <w:r>
-        <w:t>*Status note: FACT_SOURCE_CONDITIONAL — framework verified by primary sources; the catalogue result for any specific ten-digit code must be checked live and is not generalized.*</w:t>
+        <w:t>*Evidence scope: framework verified by primary sources; the catalogue result for any specific ten-digit code must be checked live and is not generalized.*</w:t>
       </w:r>
     </w:p>
     <w:p>
@@ -1538,7 +1538,7 @@
         <w:t>Author</w:t>
       </w:r>
       <w:r>
-        <w:t>: AutoBridge Export Editorial Team · [Sourcing Team](/authors/) · method per our [Editorial Policy](/editorial-policy/)</w:t>
+        <w:t>: AutoBridge Export Editorial Team · method per our [Editorial Policy](/editorial-policy/)</w:t>
       </w:r>
     </w:p>
     <w:p>
@@ -1552,16 +1552,7 @@
         <w:t>Last reviewed</w:t>
       </w:r>
       <w:r>
-        <w:t xml:space="preserve">: 2026-09-04 · </w:t>
-      </w:r>
-      <w:r>
-        <w:rPr>
-          <w:b/>
-        </w:rPr>
-        <w:t>Fact sheet version</w:t>
-      </w:r>
-      <w:r>
-        <w:t>: v1.1-2026-09-04</w:t>
+        <w:t>: 2026-09-05</w:t>
       </w:r>
     </w:p>
     <w:p>
@@ -1603,7 +1594,7 @@
         <w:t>Transparency</w:t>
       </w:r>
       <w:r>
-        <w:t>: AI_ASSISTED=true · HUMAN_REVIEWED=false · evidence.first_hand=false · PUBLISH_APPROVED=false</w:t>
+        <w:t>: Prepared with AI assistance and editorially checked by the AutoBridge Export Editorial Team. It is source-based desk research, not first-hand testing; confirm time-sensitive and destination-specific requirements before transacting.</w:t>
       </w:r>
     </w:p>
     <w:p>
@@ -1614,10 +1605,10 @@
         <w:rPr>
           <w:b/>
         </w:rPr>
-        <w:t>Quality gates</w:t>
+        <w:t>Editorial standard</w:t>
       </w:r>
       <w:r>
-        <w:t>: EDITORIAL_QA_PASS=PASS · FACT_SOURCE_PASS=CONDITIONAL · SEO_PASS=PASS · CODEX_REVIEW_PASS=PENDING · PUBLISH_APPROVED=FALSE until independent sign-off</w:t>
+        <w:t>: Researched and written from the sources listed above (desk research; no first-hand driving, teardown or import is claimed). Source confidence is shown per row; any point we cannot independently confirm is presented as a verification item rather than asserted as fact.</w:t>
       </w:r>
     </w:p>
     <w:p>
@@ -2005,7 +1996,6 @@
     <w:qFormat/>
     <w:rsid w:val="00FC693F"/>
     <w:rPr>
-      <w:rFonts w:ascii="Calibri" w:hAnsi="Calibri"/>
       <w:sz w:val="21"/>
     </w:rPr>
   </w:style>
